--- a/Word Test File.docx
+++ b/Word Test File.docx
@@ -60,6 +60,145 @@
     </w:p>
     <w:p>
       <w:pPr>
+        <w:pStyle w:val="ListParagraph"/>
+        <w:numPr>
+          <w:ilvl w:val="0"/>
+          <w:numId w:val="1"/>
+        </w:numPr>
+      </w:pPr>
+      <w:proofErr w:type="spellStart"/>
+      <w:r>
+        <w:t>Mahilig</w:t>
+      </w:r>
+      <w:proofErr w:type="spellEnd"/>
+      <w:r>
+        <w:t xml:space="preserve"> </w:t>
+      </w:r>
+      <w:proofErr w:type="spellStart"/>
+      <w:r>
+        <w:t>akong</w:t>
+      </w:r>
+      <w:proofErr w:type="spellEnd"/>
+      <w:r>
+        <w:t xml:space="preserve"> </w:t>
+      </w:r>
+      <w:proofErr w:type="spellStart"/>
+      <w:r>
+        <w:t>humuli</w:t>
+      </w:r>
+      <w:proofErr w:type="spellEnd"/>
+      <w:r>
+        <w:t xml:space="preserve"> ng </w:t>
+      </w:r>
+      <w:proofErr w:type="spellStart"/>
+      <w:r>
+        <w:t>mga</w:t>
+      </w:r>
+      <w:proofErr w:type="spellEnd"/>
+      <w:r>
+        <w:t xml:space="preserve"> </w:t>
+      </w:r>
+      <w:proofErr w:type="spellStart"/>
+      <w:r>
+        <w:t>gamu-gamo</w:t>
+      </w:r>
+      <w:proofErr w:type="spellEnd"/>
+      <w:r>
+        <w:t>.</w:t>
+      </w:r>
+    </w:p>
+    <w:p>
+      <w:pPr>
+        <w:pStyle w:val="ListParagraph"/>
+        <w:numPr>
+          <w:ilvl w:val="0"/>
+          <w:numId w:val="1"/>
+        </w:numPr>
+      </w:pPr>
+      <w:proofErr w:type="spellStart"/>
+      <w:r>
+        <w:t>Masarap</w:t>
+      </w:r>
+      <w:proofErr w:type="spellEnd"/>
+      <w:r>
+        <w:t xml:space="preserve"> ang </w:t>
+      </w:r>
+      <w:proofErr w:type="spellStart"/>
+      <w:r>
+        <w:t>halu</w:t>
+      </w:r>
+      <w:proofErr w:type="spellEnd"/>
+      <w:r>
+        <w:t xml:space="preserve">-halo </w:t>
+      </w:r>
+      <w:proofErr w:type="spellStart"/>
+      <w:r>
+        <w:t>sa</w:t>
+      </w:r>
+      <w:proofErr w:type="spellEnd"/>
+      <w:r>
+        <w:t xml:space="preserve"> </w:t>
+      </w:r>
+      <w:proofErr w:type="spellStart"/>
+      <w:r>
+        <w:t>tindahan</w:t>
+      </w:r>
+      <w:proofErr w:type="spellEnd"/>
+      <w:r>
+        <w:t xml:space="preserve"> </w:t>
+      </w:r>
+      <w:proofErr w:type="spellStart"/>
+      <w:r>
+        <w:t>ni</w:t>
+      </w:r>
+      <w:proofErr w:type="spellEnd"/>
+      <w:r>
+        <w:t xml:space="preserve"> ate.</w:t>
+      </w:r>
+    </w:p>
+    <w:p>
+      <w:pPr>
+        <w:pStyle w:val="ListParagraph"/>
+        <w:numPr>
+          <w:ilvl w:val="0"/>
+          <w:numId w:val="1"/>
+        </w:numPr>
+      </w:pPr>
+      <w:proofErr w:type="spellStart"/>
+      <w:r>
+        <w:t>Mayroong</w:t>
+      </w:r>
+      <w:proofErr w:type="spellEnd"/>
+      <w:r>
+        <w:t xml:space="preserve"> </w:t>
+      </w:r>
+      <w:proofErr w:type="spellStart"/>
+      <w:r>
+        <w:t>salu-salo</w:t>
+      </w:r>
+      <w:proofErr w:type="spellEnd"/>
+      <w:r>
+        <w:t xml:space="preserve"> </w:t>
+      </w:r>
+      <w:proofErr w:type="spellStart"/>
+      <w:r>
+        <w:t>sa</w:t>
+      </w:r>
+      <w:proofErr w:type="spellEnd"/>
+      <w:r>
+        <w:t xml:space="preserve"> </w:t>
+      </w:r>
+      <w:proofErr w:type="spellStart"/>
+      <w:r>
+        <w:t>makalawa</w:t>
+      </w:r>
+      <w:proofErr w:type="spellEnd"/>
+      <w:r>
+        <w:t>.</w:t>
+      </w:r>
+    </w:p>
+    <w:p>
+      <w:pPr>
         <w:rPr>
           <w:b/>
           <w:bCs/>
@@ -108,6 +247,51 @@
     </w:p>
     <w:p>
       <w:pPr>
+        <w:pStyle w:val="ListParagraph"/>
+        <w:numPr>
+          <w:ilvl w:val="0"/>
+          <w:numId w:val="1"/>
+        </w:numPr>
+      </w:pPr>
+      <w:r>
+        <w:t xml:space="preserve">Ang </w:t>
+      </w:r>
+      <w:proofErr w:type="spellStart"/>
+      <w:r>
+        <w:t>ulam</w:t>
+      </w:r>
+      <w:proofErr w:type="spellEnd"/>
+      <w:r>
+        <w:t xml:space="preserve"> </w:t>
+      </w:r>
+      <w:proofErr w:type="spellStart"/>
+      <w:r>
+        <w:t>ni</w:t>
+      </w:r>
+      <w:proofErr w:type="spellEnd"/>
+      <w:r>
+        <w:t xml:space="preserve"> Jessie J ay </w:t>
+      </w:r>
+      <w:proofErr w:type="spellStart"/>
+      <w:r>
+        <w:t>delata</w:t>
+      </w:r>
+      <w:proofErr w:type="spellEnd"/>
+      <w:r>
+        <w:t>.</w:t>
+      </w:r>
+    </w:p>
+    <w:p>
+      <w:pPr>
+        <w:pStyle w:val="ListParagraph"/>
+        <w:numPr>
+          <w:ilvl w:val="0"/>
+          <w:numId w:val="1"/>
+        </w:numPr>
+      </w:pPr>
+    </w:p>
+    <w:p>
+      <w:pPr>
         <w:rPr>
           <w:b/>
           <w:bCs/>
@@ -126,7 +310,7 @@
         <w:pStyle w:val="ListParagraph"/>
         <w:numPr>
           <w:ilvl w:val="0"/>
-          <w:numId w:val="1"/>
+          <w:numId w:val="3"/>
         </w:numPr>
       </w:pPr>
       <w:r>
@@ -158,9 +342,163 @@
       </w:r>
       <w:proofErr w:type="spellStart"/>
       <w:r>
-        <w:t>ito</w:t>
-      </w:r>
-      <w:proofErr w:type="spellEnd"/>
+        <w:t>ito.</w:t>
+      </w:r>
+      <w:proofErr w:type="spellEnd"/>
+    </w:p>
+    <w:p>
+      <w:pPr>
+        <w:pStyle w:val="ListParagraph"/>
+        <w:numPr>
+          <w:ilvl w:val="0"/>
+          <w:numId w:val="3"/>
+        </w:numPr>
+      </w:pPr>
+      <w:r>
+        <w:t xml:space="preserve">Bakit </w:t>
+      </w:r>
+      <w:proofErr w:type="spellStart"/>
+      <w:r>
+        <w:t>ayaw</w:t>
+      </w:r>
+      <w:proofErr w:type="spellEnd"/>
+      <w:r>
+        <w:t xml:space="preserve"> </w:t>
+      </w:r>
+      <w:proofErr w:type="spellStart"/>
+      <w:r>
+        <w:t>mong</w:t>
+      </w:r>
+      <w:proofErr w:type="spellEnd"/>
+      <w:r>
+        <w:t xml:space="preserve"> </w:t>
+      </w:r>
+      <w:proofErr w:type="spellStart"/>
+      <w:r>
+        <w:t>sabihin</w:t>
+      </w:r>
+      <w:proofErr w:type="spellEnd"/>
+      <w:r>
+        <w:t xml:space="preserve"> </w:t>
+      </w:r>
+      <w:proofErr w:type="spellStart"/>
+      <w:r>
+        <w:t>sakin</w:t>
+      </w:r>
+      <w:proofErr w:type="spellEnd"/>
+      <w:r>
+        <w:t xml:space="preserve"> ang </w:t>
+      </w:r>
+      <w:proofErr w:type="spellStart"/>
+      <w:r>
+        <w:t>totoo</w:t>
+      </w:r>
+      <w:proofErr w:type="spellEnd"/>
+      <w:r>
+        <w:t>?</w:t>
+      </w:r>
+    </w:p>
+    <w:p>
+      <w:pPr>
+        <w:pStyle w:val="ListParagraph"/>
+        <w:numPr>
+          <w:ilvl w:val="0"/>
+          <w:numId w:val="3"/>
+        </w:numPr>
+      </w:pPr>
+      <w:proofErr w:type="spellStart"/>
+      <w:r>
+        <w:t>Pwede</w:t>
+      </w:r>
+      <w:proofErr w:type="spellEnd"/>
+      <w:r>
+        <w:t xml:space="preserve"> kang </w:t>
+      </w:r>
+      <w:proofErr w:type="spellStart"/>
+      <w:r>
+        <w:t>tumuloy</w:t>
+      </w:r>
+      <w:proofErr w:type="spellEnd"/>
+      <w:r>
+        <w:t xml:space="preserve"> </w:t>
+      </w:r>
+      <w:proofErr w:type="spellStart"/>
+      <w:r>
+        <w:t>samin</w:t>
+      </w:r>
+      <w:r>
+        <w:t>g</w:t>
+      </w:r>
+      <w:proofErr w:type="spellEnd"/>
+      <w:r>
+        <w:t xml:space="preserve"> </w:t>
+      </w:r>
+      <w:proofErr w:type="spellStart"/>
+      <w:r>
+        <w:t>sa</w:t>
+      </w:r>
+      <w:proofErr w:type="spellEnd"/>
+      <w:r>
+        <w:t xml:space="preserve"> Sabado.</w:t>
+      </w:r>
+    </w:p>
+    <w:p>
+      <w:pPr>
+        <w:pStyle w:val="ListParagraph"/>
+        <w:numPr>
+          <w:ilvl w:val="0"/>
+          <w:numId w:val="3"/>
+        </w:numPr>
+      </w:pPr>
+      <w:r>
+        <w:t xml:space="preserve">Sating </w:t>
+      </w:r>
+      <w:proofErr w:type="spellStart"/>
+      <w:r>
+        <w:t>bahay</w:t>
+      </w:r>
+      <w:proofErr w:type="spellEnd"/>
+      <w:r>
+        <w:t xml:space="preserve"> </w:t>
+      </w:r>
+      <w:proofErr w:type="spellStart"/>
+      <w:r>
+        <w:t>gaganapin</w:t>
+      </w:r>
+      <w:proofErr w:type="spellEnd"/>
+      <w:r>
+        <w:t xml:space="preserve"> ang </w:t>
+      </w:r>
+      <w:proofErr w:type="spellStart"/>
+      <w:r>
+        <w:t>pagdiriwang</w:t>
+      </w:r>
+      <w:proofErr w:type="spellEnd"/>
+      <w:r>
+        <w:t xml:space="preserve"> ng </w:t>
+      </w:r>
+      <w:proofErr w:type="spellStart"/>
+      <w:r>
+        <w:t>kaarawan</w:t>
+      </w:r>
+      <w:proofErr w:type="spellEnd"/>
+      <w:r>
+        <w:t xml:space="preserve"> </w:t>
+      </w:r>
+      <w:proofErr w:type="spellStart"/>
+      <w:r>
+        <w:t>ni</w:t>
+      </w:r>
+      <w:proofErr w:type="spellEnd"/>
+      <w:r>
+        <w:t xml:space="preserve"> Sanya</w:t>
+      </w:r>
+      <w:r>
+        <w:t xml:space="preserve"> Lopez</w:t>
+      </w:r>
+      <w:r>
+        <w:t>.</w:t>
+      </w:r>
     </w:p>
     <w:sectPr>
       <w:pgSz w:w="12240" w:h="15840"/>
@@ -175,6 +513,232 @@
 <file path=word/numbering.xml><?xml version="1.0" encoding="utf-8"?>
 <w:numbering xmlns:wpc="http://schemas.microsoft.com/office/word/2010/wordprocessingCanvas" xmlns:cx="http://schemas.microsoft.com/office/drawing/2014/chartex" xmlns:cx1="http://schemas.microsoft.com/office/drawing/2015/9/8/chartex" xmlns:cx2="http://schemas.microsoft.com/office/drawing/2015/10/21/chartex" xmlns:cx3="http://schemas.microsoft.com/office/drawing/2016/5/9/chartex" xmlns:cx4="http://schemas.microsoft.com/office/drawing/2016/5/10/chartex" xmlns:cx5="http://schemas.microsoft.com/office/drawing/2016/5/11/chartex" xmlns:cx6="http://schemas.microsoft.com/office/drawing/2016/5/12/chartex" xmlns:cx7="http://schemas.microsoft.com/office/drawing/2016/5/13/chartex" xmlns:cx8="http://schemas.microsoft.com/office/drawing/2016/5/14/chartex" xmlns:mc="http://schemas.openxmlformats.org/markup-compatibility/2006" xmlns:aink="http://schemas.microsoft.com/office/drawing/2016/ink" xmlns:am3d="http://schemas.microsoft.com/office/drawing/2017/model3d" xmlns:o="urn:schemas-microsoft-com:office:office" xmlns:oel="http://schemas.microsoft.com/office/2019/extlst" xmlns:r="http://schemas.openxmlformats.org/officeDocument/2006/relationships" xmlns:m="http://schemas.openxmlformats.org/officeDocument/2006/math" xmlns:v="urn:schemas-microsoft-com:vml" xmlns:wp14="http://schemas.microsoft.com/office/word/2010/wordprocessingDrawing" xmlns:wp="http://schemas.openxmlformats.org/drawingml/2006/wordprocessingDrawing" xmlns:w10="urn:schemas-microsoft-com:office:word" xmlns:w="http://schemas.openxmlformats.org/wordprocessingml/2006/main" xmlns:w14="http://schemas.microsoft.com/office/word/2010/wordml" xmlns:w15="http://schemas.microsoft.com/office/word/2012/wordml" xmlns:w16cex="http://schemas.microsoft.com/office/word/2018/wordml/cex" xmlns:w16cid="http://schemas.microsoft.com/office/word/2016/wordml/cid" xmlns:w16="http://schemas.microsoft.com/office/word/2018/wordml" xmlns:w16du="http://schemas.microsoft.com/office/word/2023/wordml/word16du" xmlns:w16sdtdh="http://schemas.microsoft.com/office/word/2020/wordml/sdtdatahash" xmlns:w16sdtfl="http://schemas.microsoft.com/office/word/2024/wordml/sdtformatlock" xmlns:w16se="http://schemas.microsoft.com/office/word/2015/wordml/symex" xmlns:wpg="http://schemas.microsoft.com/office/word/2010/wordprocessingGroup" xmlns:wpi="http://schemas.microsoft.com/office/word/2010/wordprocessingInk" xmlns:wne="http://schemas.microsoft.com/office/word/2006/wordml" xmlns:wps="http://schemas.microsoft.com/office/word/2010/wordprocessingShape" mc:Ignorable="w14 w15 w16se w16cid w16 w16cex w16sdtdh w16sdtfl w16du wp14">
   <w:abstractNum w:abstractNumId="0" w15:restartNumberingAfterBreak="0">
+    <w:nsid w:val="1E794648"/>
+    <w:multiLevelType w:val="hybridMultilevel"/>
+    <w:tmpl w:val="ED28A686"/>
+    <w:lvl w:ilvl="0" w:tplc="04090001">
+      <w:start w:val="1"/>
+      <w:numFmt w:val="bullet"/>
+      <w:lvlText w:val=""/>
+      <w:lvlJc w:val="left"/>
+      <w:pPr>
+        <w:ind w:left="1080" w:hanging="360"/>
+      </w:pPr>
+      <w:rPr>
+        <w:rFonts w:ascii="Symbol" w:hAnsi="Symbol" w:hint="default"/>
+      </w:rPr>
+    </w:lvl>
+    <w:lvl w:ilvl="1" w:tplc="04090003" w:tentative="1">
+      <w:start w:val="1"/>
+      <w:numFmt w:val="bullet"/>
+      <w:lvlText w:val="o"/>
+      <w:lvlJc w:val="left"/>
+      <w:pPr>
+        <w:ind w:left="1800" w:hanging="360"/>
+      </w:pPr>
+      <w:rPr>
+        <w:rFonts w:ascii="Courier New" w:hAnsi="Courier New" w:cs="Courier New" w:hint="default"/>
+      </w:rPr>
+    </w:lvl>
+    <w:lvl w:ilvl="2" w:tplc="04090005" w:tentative="1">
+      <w:start w:val="1"/>
+      <w:numFmt w:val="bullet"/>
+      <w:lvlText w:val=""/>
+      <w:lvlJc w:val="left"/>
+      <w:pPr>
+        <w:ind w:left="2520" w:hanging="360"/>
+      </w:pPr>
+      <w:rPr>
+        <w:rFonts w:ascii="Wingdings" w:hAnsi="Wingdings" w:hint="default"/>
+      </w:rPr>
+    </w:lvl>
+    <w:lvl w:ilvl="3" w:tplc="04090001" w:tentative="1">
+      <w:start w:val="1"/>
+      <w:numFmt w:val="bullet"/>
+      <w:lvlText w:val=""/>
+      <w:lvlJc w:val="left"/>
+      <w:pPr>
+        <w:ind w:left="3240" w:hanging="360"/>
+      </w:pPr>
+      <w:rPr>
+        <w:rFonts w:ascii="Symbol" w:hAnsi="Symbol" w:hint="default"/>
+      </w:rPr>
+    </w:lvl>
+    <w:lvl w:ilvl="4" w:tplc="04090003" w:tentative="1">
+      <w:start w:val="1"/>
+      <w:numFmt w:val="bullet"/>
+      <w:lvlText w:val="o"/>
+      <w:lvlJc w:val="left"/>
+      <w:pPr>
+        <w:ind w:left="3960" w:hanging="360"/>
+      </w:pPr>
+      <w:rPr>
+        <w:rFonts w:ascii="Courier New" w:hAnsi="Courier New" w:cs="Courier New" w:hint="default"/>
+      </w:rPr>
+    </w:lvl>
+    <w:lvl w:ilvl="5" w:tplc="04090005" w:tentative="1">
+      <w:start w:val="1"/>
+      <w:numFmt w:val="bullet"/>
+      <w:lvlText w:val=""/>
+      <w:lvlJc w:val="left"/>
+      <w:pPr>
+        <w:ind w:left="4680" w:hanging="360"/>
+      </w:pPr>
+      <w:rPr>
+        <w:rFonts w:ascii="Wingdings" w:hAnsi="Wingdings" w:hint="default"/>
+      </w:rPr>
+    </w:lvl>
+    <w:lvl w:ilvl="6" w:tplc="04090001" w:tentative="1">
+      <w:start w:val="1"/>
+      <w:numFmt w:val="bullet"/>
+      <w:lvlText w:val=""/>
+      <w:lvlJc w:val="left"/>
+      <w:pPr>
+        <w:ind w:left="5400" w:hanging="360"/>
+      </w:pPr>
+      <w:rPr>
+        <w:rFonts w:ascii="Symbol" w:hAnsi="Symbol" w:hint="default"/>
+      </w:rPr>
+    </w:lvl>
+    <w:lvl w:ilvl="7" w:tplc="04090003" w:tentative="1">
+      <w:start w:val="1"/>
+      <w:numFmt w:val="bullet"/>
+      <w:lvlText w:val="o"/>
+      <w:lvlJc w:val="left"/>
+      <w:pPr>
+        <w:ind w:left="6120" w:hanging="360"/>
+      </w:pPr>
+      <w:rPr>
+        <w:rFonts w:ascii="Courier New" w:hAnsi="Courier New" w:cs="Courier New" w:hint="default"/>
+      </w:rPr>
+    </w:lvl>
+    <w:lvl w:ilvl="8" w:tplc="04090005" w:tentative="1">
+      <w:start w:val="1"/>
+      <w:numFmt w:val="bullet"/>
+      <w:lvlText w:val=""/>
+      <w:lvlJc w:val="left"/>
+      <w:pPr>
+        <w:ind w:left="6840" w:hanging="360"/>
+      </w:pPr>
+      <w:rPr>
+        <w:rFonts w:ascii="Wingdings" w:hAnsi="Wingdings" w:hint="default"/>
+      </w:rPr>
+    </w:lvl>
+  </w:abstractNum>
+  <w:abstractNum w:abstractNumId="1" w15:restartNumberingAfterBreak="0">
+    <w:nsid w:val="448150D0"/>
+    <w:multiLevelType w:val="hybridMultilevel"/>
+    <w:tmpl w:val="E8140946"/>
+    <w:lvl w:ilvl="0" w:tplc="04090001">
+      <w:start w:val="1"/>
+      <w:numFmt w:val="bullet"/>
+      <w:lvlText w:val=""/>
+      <w:lvlJc w:val="left"/>
+      <w:pPr>
+        <w:ind w:left="720" w:hanging="360"/>
+      </w:pPr>
+      <w:rPr>
+        <w:rFonts w:ascii="Symbol" w:hAnsi="Symbol" w:hint="default"/>
+      </w:rPr>
+    </w:lvl>
+    <w:lvl w:ilvl="1" w:tplc="04090003" w:tentative="1">
+      <w:start w:val="1"/>
+      <w:numFmt w:val="bullet"/>
+      <w:lvlText w:val="o"/>
+      <w:lvlJc w:val="left"/>
+      <w:pPr>
+        <w:ind w:left="1440" w:hanging="360"/>
+      </w:pPr>
+      <w:rPr>
+        <w:rFonts w:ascii="Courier New" w:hAnsi="Courier New" w:cs="Courier New" w:hint="default"/>
+      </w:rPr>
+    </w:lvl>
+    <w:lvl w:ilvl="2" w:tplc="04090005" w:tentative="1">
+      <w:start w:val="1"/>
+      <w:numFmt w:val="bullet"/>
+      <w:lvlText w:val=""/>
+      <w:lvlJc w:val="left"/>
+      <w:pPr>
+        <w:ind w:left="2160" w:hanging="360"/>
+      </w:pPr>
+      <w:rPr>
+        <w:rFonts w:ascii="Wingdings" w:hAnsi="Wingdings" w:hint="default"/>
+      </w:rPr>
+    </w:lvl>
+    <w:lvl w:ilvl="3" w:tplc="04090001" w:tentative="1">
+      <w:start w:val="1"/>
+      <w:numFmt w:val="bullet"/>
+      <w:lvlText w:val=""/>
+      <w:lvlJc w:val="left"/>
+      <w:pPr>
+        <w:ind w:left="2880" w:hanging="360"/>
+      </w:pPr>
+      <w:rPr>
+        <w:rFonts w:ascii="Symbol" w:hAnsi="Symbol" w:hint="default"/>
+      </w:rPr>
+    </w:lvl>
+    <w:lvl w:ilvl="4" w:tplc="04090003" w:tentative="1">
+      <w:start w:val="1"/>
+      <w:numFmt w:val="bullet"/>
+      <w:lvlText w:val="o"/>
+      <w:lvlJc w:val="left"/>
+      <w:pPr>
+        <w:ind w:left="3600" w:hanging="360"/>
+      </w:pPr>
+      <w:rPr>
+        <w:rFonts w:ascii="Courier New" w:hAnsi="Courier New" w:cs="Courier New" w:hint="default"/>
+      </w:rPr>
+    </w:lvl>
+    <w:lvl w:ilvl="5" w:tplc="04090005" w:tentative="1">
+      <w:start w:val="1"/>
+      <w:numFmt w:val="bullet"/>
+      <w:lvlText w:val=""/>
+      <w:lvlJc w:val="left"/>
+      <w:pPr>
+        <w:ind w:left="4320" w:hanging="360"/>
+      </w:pPr>
+      <w:rPr>
+        <w:rFonts w:ascii="Wingdings" w:hAnsi="Wingdings" w:hint="default"/>
+      </w:rPr>
+    </w:lvl>
+    <w:lvl w:ilvl="6" w:tplc="04090001" w:tentative="1">
+      <w:start w:val="1"/>
+      <w:numFmt w:val="bullet"/>
+      <w:lvlText w:val=""/>
+      <w:lvlJc w:val="left"/>
+      <w:pPr>
+        <w:ind w:left="5040" w:hanging="360"/>
+      </w:pPr>
+      <w:rPr>
+        <w:rFonts w:ascii="Symbol" w:hAnsi="Symbol" w:hint="default"/>
+      </w:rPr>
+    </w:lvl>
+    <w:lvl w:ilvl="7" w:tplc="04090003" w:tentative="1">
+      <w:start w:val="1"/>
+      <w:numFmt w:val="bullet"/>
+      <w:lvlText w:val="o"/>
+      <w:lvlJc w:val="left"/>
+      <w:pPr>
+        <w:ind w:left="5760" w:hanging="360"/>
+      </w:pPr>
+      <w:rPr>
+        <w:rFonts w:ascii="Courier New" w:hAnsi="Courier New" w:cs="Courier New" w:hint="default"/>
+      </w:rPr>
+    </w:lvl>
+    <w:lvl w:ilvl="8" w:tplc="04090005" w:tentative="1">
+      <w:start w:val="1"/>
+      <w:numFmt w:val="bullet"/>
+      <w:lvlText w:val=""/>
+      <w:lvlJc w:val="left"/>
+      <w:pPr>
+        <w:ind w:left="6480" w:hanging="360"/>
+      </w:pPr>
+      <w:rPr>
+        <w:rFonts w:ascii="Wingdings" w:hAnsi="Wingdings" w:hint="default"/>
+      </w:rPr>
+    </w:lvl>
+  </w:abstractNum>
+  <w:abstractNum w:abstractNumId="2" w15:restartNumberingAfterBreak="0">
     <w:nsid w:val="66E9447F"/>
     <w:multiLevelType w:val="hybridMultilevel"/>
     <w:tmpl w:val="BBDED87E"/>
@@ -288,7 +852,13 @@
     </w:lvl>
   </w:abstractNum>
   <w:num w:numId="1" w16cid:durableId="428548360">
+    <w:abstractNumId w:val="2"/>
+  </w:num>
+  <w:num w:numId="2" w16cid:durableId="1345935162">
     <w:abstractNumId w:val="0"/>
+  </w:num>
+  <w:num w:numId="3" w16cid:durableId="283462011">
+    <w:abstractNumId w:val="1"/>
   </w:num>
 </w:numbering>
 </file>
@@ -897,7 +1467,6 @@
   <w:style w:type="character" w:default="1" w:styleId="DefaultParagraphFont">
     <w:name w:val="Default Paragraph Font"/>
     <w:uiPriority w:val="1"/>
-    <w:semiHidden/>
     <w:unhideWhenUsed/>
   </w:style>
   <w:style w:type="table" w:default="1" w:styleId="TableNormal">
@@ -1531,7 +2100,7 @@
 
 <file path=word/webextensions/taskpanes.xml><?xml version="1.0" encoding="utf-8"?>
 <wetp:taskpanes xmlns:wetp="http://schemas.microsoft.com/office/webextensions/taskpanes/2010/11">
-  <wetp:taskpane dockstate="right" visibility="0" width="512" row="3">
+  <wetp:taskpane dockstate="right" visibility="0" width="350" row="1">
     <wetp:webextensionref xmlns:r="http://schemas.openxmlformats.org/officeDocument/2006/relationships" r:id="rId1"/>
   </wetp:taskpane>
 </wetp:taskpanes>

--- a/Word Test File.docx
+++ b/Word Test File.docx
@@ -4,6 +4,8 @@
   <w:body>
     <w:p>
       <w:pPr>
+        <w:spacing w:after="0"/>
+        <w:ind w:left="360"/>
         <w:rPr>
           <w:b/>
           <w:bCs/>
@@ -19,186 +21,98 @@
     </w:p>
     <w:p>
       <w:pPr>
-        <w:pStyle w:val="ListParagraph"/>
-        <w:numPr>
-          <w:ilvl w:val="0"/>
-          <w:numId w:val="1"/>
-        </w:numPr>
-      </w:pPr>
-      <w:proofErr w:type="spellStart"/>
-      <w:r>
-        <w:t>Tignan</w:t>
-      </w:r>
-      <w:proofErr w:type="spellEnd"/>
-      <w:r>
-        <w:t xml:space="preserve"> </w:t>
-      </w:r>
-      <w:proofErr w:type="spellStart"/>
-      <w:r>
-        <w:t>mo</w:t>
-      </w:r>
-      <w:proofErr w:type="spellEnd"/>
-      <w:r>
-        <w:t xml:space="preserve"> ang </w:t>
-      </w:r>
-      <w:proofErr w:type="spellStart"/>
-      <w:r>
-        <w:t>mga</w:t>
-      </w:r>
-      <w:proofErr w:type="spellEnd"/>
-      <w:r>
-        <w:t xml:space="preserve"> </w:t>
-      </w:r>
-      <w:proofErr w:type="spellStart"/>
-      <w:r>
-        <w:t>paru-paro</w:t>
-      </w:r>
-      <w:proofErr w:type="spellEnd"/>
+        <w:spacing w:after="0"/>
+        <w:ind w:left="360"/>
+      </w:pPr>
+      <w:r>
+        <w:t xml:space="preserve">Tignan mo ang mga </w:t>
+      </w:r>
+      <w:r>
+        <w:t>paruparo</w:t>
+      </w:r>
       <w:r>
         <w:t>.</w:t>
       </w:r>
     </w:p>
     <w:p>
       <w:pPr>
-        <w:pStyle w:val="ListParagraph"/>
-        <w:numPr>
-          <w:ilvl w:val="0"/>
-          <w:numId w:val="1"/>
-        </w:numPr>
-      </w:pPr>
-      <w:proofErr w:type="spellStart"/>
-      <w:r>
-        <w:t>Mahilig</w:t>
-      </w:r>
-      <w:proofErr w:type="spellEnd"/>
-      <w:r>
-        <w:t xml:space="preserve"> </w:t>
-      </w:r>
-      <w:proofErr w:type="spellStart"/>
-      <w:r>
-        <w:t>akong</w:t>
-      </w:r>
-      <w:proofErr w:type="spellEnd"/>
-      <w:r>
-        <w:t xml:space="preserve"> </w:t>
-      </w:r>
-      <w:proofErr w:type="spellStart"/>
-      <w:r>
-        <w:t>humuli</w:t>
-      </w:r>
-      <w:proofErr w:type="spellEnd"/>
-      <w:r>
-        <w:t xml:space="preserve"> ng </w:t>
-      </w:r>
-      <w:proofErr w:type="spellStart"/>
-      <w:r>
-        <w:t>mga</w:t>
-      </w:r>
-      <w:proofErr w:type="spellEnd"/>
-      <w:r>
-        <w:t xml:space="preserve"> </w:t>
-      </w:r>
-      <w:proofErr w:type="spellStart"/>
-      <w:r>
-        <w:t>gamu-gamo</w:t>
-      </w:r>
-      <w:proofErr w:type="spellEnd"/>
+        <w:spacing w:after="0"/>
+        <w:ind w:left="360"/>
+      </w:pPr>
+      <w:r>
+        <w:t xml:space="preserve">Mahilig akong humuli ng mga </w:t>
+      </w:r>
+      <w:r>
+        <w:t>gamugamo</w:t>
+      </w:r>
       <w:r>
         <w:t>.</w:t>
       </w:r>
     </w:p>
     <w:p>
       <w:pPr>
-        <w:pStyle w:val="ListParagraph"/>
-        <w:numPr>
-          <w:ilvl w:val="0"/>
-          <w:numId w:val="1"/>
-        </w:numPr>
-      </w:pPr>
-      <w:proofErr w:type="spellStart"/>
-      <w:r>
-        <w:t>Masarap</w:t>
-      </w:r>
-      <w:proofErr w:type="spellEnd"/>
-      <w:r>
-        <w:t xml:space="preserve"> ang </w:t>
-      </w:r>
-      <w:proofErr w:type="spellStart"/>
-      <w:r>
-        <w:t>halu</w:t>
-      </w:r>
-      <w:proofErr w:type="spellEnd"/>
-      <w:r>
-        <w:t xml:space="preserve">-halo </w:t>
-      </w:r>
-      <w:proofErr w:type="spellStart"/>
-      <w:r>
-        <w:t>sa</w:t>
-      </w:r>
-      <w:proofErr w:type="spellEnd"/>
-      <w:r>
-        <w:t xml:space="preserve"> </w:t>
-      </w:r>
-      <w:proofErr w:type="spellStart"/>
-      <w:r>
-        <w:t>tindahan</w:t>
-      </w:r>
-      <w:proofErr w:type="spellEnd"/>
-      <w:r>
-        <w:t xml:space="preserve"> </w:t>
-      </w:r>
-      <w:proofErr w:type="spellStart"/>
-      <w:r>
-        <w:t>ni</w:t>
-      </w:r>
-      <w:proofErr w:type="spellEnd"/>
-      <w:r>
-        <w:t xml:space="preserve"> ate.</w:t>
+        <w:spacing w:after="0"/>
+        <w:ind w:left="360"/>
+      </w:pPr>
+      <w:r>
+        <w:t xml:space="preserve">Masarap ang </w:t>
+      </w:r>
+      <w:r>
+        <w:t>haluhalo</w:t>
+      </w:r>
+      <w:r>
+        <w:t xml:space="preserve"> sa tindahan ni ate.</w:t>
       </w:r>
     </w:p>
     <w:p>
       <w:pPr>
-        <w:pStyle w:val="ListParagraph"/>
-        <w:numPr>
-          <w:ilvl w:val="0"/>
-          <w:numId w:val="1"/>
-        </w:numPr>
-      </w:pPr>
-      <w:proofErr w:type="spellStart"/>
-      <w:r>
-        <w:t>Mayroong</w:t>
-      </w:r>
-      <w:proofErr w:type="spellEnd"/>
-      <w:r>
-        <w:t xml:space="preserve"> </w:t>
-      </w:r>
-      <w:proofErr w:type="spellStart"/>
-      <w:r>
-        <w:t>salu-salo</w:t>
-      </w:r>
-      <w:proofErr w:type="spellEnd"/>
-      <w:r>
-        <w:t xml:space="preserve"> </w:t>
-      </w:r>
-      <w:proofErr w:type="spellStart"/>
-      <w:r>
-        <w:t>sa</w:t>
-      </w:r>
-      <w:proofErr w:type="spellEnd"/>
-      <w:r>
-        <w:t xml:space="preserve"> </w:t>
-      </w:r>
-      <w:proofErr w:type="spellStart"/>
-      <w:r>
-        <w:t>makalawa</w:t>
-      </w:r>
-      <w:proofErr w:type="spellEnd"/>
-      <w:r>
-        <w:t>.</w:t>
+        <w:spacing w:after="0"/>
+        <w:ind w:left="360"/>
+      </w:pPr>
+      <w:r>
+        <w:t xml:space="preserve">Mayroong </w:t>
+      </w:r>
+      <w:r>
+        <w:t>salusalo</w:t>
+      </w:r>
+      <w:r>
+        <w:t xml:space="preserve"> sa makalawa.</w:t>
       </w:r>
     </w:p>
     <w:p>
       <w:pPr>
+        <w:spacing w:after="0"/>
+        <w:ind w:left="360"/>
+      </w:pPr>
+      <w:r>
+        <w:t xml:space="preserve">Huwag kang </w:t>
+      </w:r>
+      <w:r>
+        <w:t>balubalo</w:t>
+      </w:r>
+      <w:r>
+        <w:t>.</w:t>
+      </w:r>
+    </w:p>
+    <w:p>
+      <w:pPr>
+        <w:spacing w:after="0"/>
+        <w:ind w:left="360"/>
+      </w:pPr>
+      <w:r>
+        <w:t>(Exception) paru-gamo, halu-balo</w:t>
+      </w:r>
+    </w:p>
+    <w:p>
+      <w:pPr>
+        <w:spacing w:after="0"/>
+        <w:ind w:left="360"/>
+      </w:pPr>
+    </w:p>
+    <w:p>
+      <w:pPr>
+        <w:spacing w:after="0"/>
+        <w:ind w:left="360"/>
         <w:rPr>
           <w:b/>
           <w:bCs/>
@@ -214,84 +128,53 @@
     </w:p>
     <w:p>
       <w:pPr>
-        <w:pStyle w:val="ListParagraph"/>
-        <w:numPr>
-          <w:ilvl w:val="0"/>
-          <w:numId w:val="1"/>
-        </w:numPr>
-      </w:pPr>
-      <w:proofErr w:type="spellStart"/>
-      <w:r>
-        <w:t>Debote</w:t>
-      </w:r>
-      <w:proofErr w:type="spellEnd"/>
-      <w:r>
-        <w:t xml:space="preserve"> ang </w:t>
-      </w:r>
-      <w:proofErr w:type="spellStart"/>
-      <w:r>
-        <w:t>binili</w:t>
-      </w:r>
-      <w:proofErr w:type="spellEnd"/>
-      <w:r>
-        <w:t xml:space="preserve"> </w:t>
-      </w:r>
-      <w:proofErr w:type="spellStart"/>
-      <w:r>
-        <w:t>niya</w:t>
-      </w:r>
-      <w:proofErr w:type="spellEnd"/>
-      <w:r>
-        <w:t>.</w:t>
+        <w:spacing w:after="0"/>
+        <w:ind w:left="360"/>
+      </w:pPr>
+      <w:r>
+        <w:t>Debote ang binili niya.</w:t>
       </w:r>
     </w:p>
     <w:p>
       <w:pPr>
-        <w:pStyle w:val="ListParagraph"/>
-        <w:numPr>
-          <w:ilvl w:val="0"/>
-          <w:numId w:val="1"/>
-        </w:numPr>
-      </w:pPr>
-      <w:r>
-        <w:t xml:space="preserve">Ang </w:t>
-      </w:r>
-      <w:proofErr w:type="spellStart"/>
-      <w:r>
-        <w:t>ulam</w:t>
-      </w:r>
-      <w:proofErr w:type="spellEnd"/>
-      <w:r>
-        <w:t xml:space="preserve"> </w:t>
-      </w:r>
-      <w:proofErr w:type="spellStart"/>
-      <w:r>
-        <w:t>ni</w:t>
-      </w:r>
-      <w:proofErr w:type="spellEnd"/>
-      <w:r>
-        <w:t xml:space="preserve"> Jessie J ay </w:t>
-      </w:r>
-      <w:proofErr w:type="spellStart"/>
-      <w:r>
-        <w:t>delata</w:t>
-      </w:r>
-      <w:proofErr w:type="spellEnd"/>
+        <w:spacing w:after="0"/>
+        <w:ind w:left="360"/>
+      </w:pPr>
+      <w:r>
+        <w:t xml:space="preserve">Ang ulam ni Jessie J ay </w:t>
+      </w:r>
+      <w:r>
+        <w:t>de-lata</w:t>
+      </w:r>
       <w:r>
         <w:t>.</w:t>
       </w:r>
     </w:p>
     <w:p>
       <w:pPr>
-        <w:pStyle w:val="ListParagraph"/>
-        <w:numPr>
-          <w:ilvl w:val="0"/>
-          <w:numId w:val="1"/>
-        </w:numPr>
-      </w:pPr>
+        <w:spacing w:after="0"/>
+        <w:ind w:left="360"/>
+      </w:pPr>
+      <w:r>
+        <w:t xml:space="preserve">Ihiwalay mo ang </w:t>
+      </w:r>
+      <w:r>
+        <w:t>de-kolor</w:t>
+      </w:r>
+      <w:r>
+        <w:t>.</w:t>
+      </w:r>
     </w:p>
     <w:p>
       <w:pPr>
+        <w:spacing w:after="0"/>
+        <w:ind w:left="360"/>
+      </w:pPr>
+    </w:p>
+    <w:p>
+      <w:pPr>
+        <w:spacing w:after="0"/>
+        <w:ind w:left="360"/>
         <w:rPr>
           <w:b/>
           <w:bCs/>
@@ -307,199 +190,56 @@
     </w:p>
     <w:p>
       <w:pPr>
-        <w:pStyle w:val="ListParagraph"/>
-        <w:numPr>
-          <w:ilvl w:val="0"/>
-          <w:numId w:val="3"/>
-        </w:numPr>
+        <w:spacing w:after="0"/>
+        <w:ind w:left="360"/>
       </w:pPr>
       <w:r>
         <w:t xml:space="preserve">Para </w:t>
       </w:r>
-      <w:proofErr w:type="spellStart"/>
-      <w:r>
-        <w:t>sayo</w:t>
-      </w:r>
-      <w:proofErr w:type="spellEnd"/>
-      <w:r>
-        <w:t xml:space="preserve"> ang </w:t>
-      </w:r>
-      <w:proofErr w:type="spellStart"/>
-      <w:r>
-        <w:t>laban</w:t>
-      </w:r>
-      <w:proofErr w:type="spellEnd"/>
-      <w:r>
-        <w:t xml:space="preserve"> </w:t>
-      </w:r>
-      <w:proofErr w:type="spellStart"/>
-      <w:r>
-        <w:t>na</w:t>
-      </w:r>
-      <w:proofErr w:type="spellEnd"/>
-      <w:r>
-        <w:t xml:space="preserve"> </w:t>
-      </w:r>
-      <w:proofErr w:type="spellStart"/>
-      <w:r>
-        <w:t>ito.</w:t>
-      </w:r>
-      <w:proofErr w:type="spellEnd"/>
+      <w:r>
+        <w:t>sa 'yo</w:t>
+      </w:r>
+      <w:r>
+        <w:t xml:space="preserve"> ang laban na ito.</w:t>
+      </w:r>
     </w:p>
     <w:p>
       <w:pPr>
-        <w:pStyle w:val="ListParagraph"/>
-        <w:numPr>
-          <w:ilvl w:val="0"/>
-          <w:numId w:val="3"/>
-        </w:numPr>
-      </w:pPr>
-      <w:r>
-        <w:t xml:space="preserve">Bakit </w:t>
-      </w:r>
-      <w:proofErr w:type="spellStart"/>
-      <w:r>
-        <w:t>ayaw</w:t>
-      </w:r>
-      <w:proofErr w:type="spellEnd"/>
-      <w:r>
-        <w:t xml:space="preserve"> </w:t>
-      </w:r>
-      <w:proofErr w:type="spellStart"/>
-      <w:r>
-        <w:t>mong</w:t>
-      </w:r>
-      <w:proofErr w:type="spellEnd"/>
-      <w:r>
-        <w:t xml:space="preserve"> </w:t>
-      </w:r>
-      <w:proofErr w:type="spellStart"/>
-      <w:r>
-        <w:t>sabihin</w:t>
-      </w:r>
-      <w:proofErr w:type="spellEnd"/>
-      <w:r>
-        <w:t xml:space="preserve"> </w:t>
-      </w:r>
-      <w:proofErr w:type="spellStart"/>
-      <w:r>
-        <w:t>sakin</w:t>
-      </w:r>
-      <w:proofErr w:type="spellEnd"/>
-      <w:r>
-        <w:t xml:space="preserve"> ang </w:t>
-      </w:r>
-      <w:proofErr w:type="spellStart"/>
-      <w:r>
-        <w:t>totoo</w:t>
-      </w:r>
-      <w:proofErr w:type="spellEnd"/>
-      <w:r>
-        <w:t>?</w:t>
+        <w:spacing w:after="0"/>
+        <w:ind w:left="360"/>
+      </w:pPr>
+      <w:r>
+        <w:t>Bakit ayaw mong sabihin sakin ang totoo?</w:t>
       </w:r>
     </w:p>
     <w:p>
       <w:pPr>
-        <w:pStyle w:val="ListParagraph"/>
-        <w:numPr>
-          <w:ilvl w:val="0"/>
-          <w:numId w:val="3"/>
-        </w:numPr>
-      </w:pPr>
-      <w:proofErr w:type="spellStart"/>
-      <w:r>
-        <w:t>Pwede</w:t>
-      </w:r>
-      <w:proofErr w:type="spellEnd"/>
-      <w:r>
-        <w:t xml:space="preserve"> kang </w:t>
-      </w:r>
-      <w:proofErr w:type="spellStart"/>
-      <w:r>
-        <w:t>tumuloy</w:t>
-      </w:r>
-      <w:proofErr w:type="spellEnd"/>
-      <w:r>
-        <w:t xml:space="preserve"> </w:t>
-      </w:r>
-      <w:proofErr w:type="spellStart"/>
-      <w:r>
-        <w:t>samin</w:t>
-      </w:r>
-      <w:r>
-        <w:t>g</w:t>
-      </w:r>
-      <w:proofErr w:type="spellEnd"/>
-      <w:r>
-        <w:t xml:space="preserve"> </w:t>
-      </w:r>
-      <w:proofErr w:type="spellStart"/>
-      <w:r>
-        <w:t>sa</w:t>
-      </w:r>
-      <w:proofErr w:type="spellEnd"/>
-      <w:r>
-        <w:t xml:space="preserve"> Sabado.</w:t>
+        <w:spacing w:after="0"/>
+        <w:ind w:left="360"/>
+      </w:pPr>
+      <w:r>
+        <w:t>Puwede kang tumuloy samin sa Sabado.</w:t>
       </w:r>
     </w:p>
     <w:p>
       <w:pPr>
-        <w:pStyle w:val="ListParagraph"/>
-        <w:numPr>
-          <w:ilvl w:val="0"/>
-          <w:numId w:val="3"/>
-        </w:numPr>
-      </w:pPr>
-      <w:r>
-        <w:t xml:space="preserve">Sating </w:t>
-      </w:r>
-      <w:proofErr w:type="spellStart"/>
-      <w:r>
-        <w:t>bahay</w:t>
-      </w:r>
-      <w:proofErr w:type="spellEnd"/>
-      <w:r>
-        <w:t xml:space="preserve"> </w:t>
-      </w:r>
-      <w:proofErr w:type="spellStart"/>
-      <w:r>
-        <w:t>gaganapin</w:t>
-      </w:r>
-      <w:proofErr w:type="spellEnd"/>
-      <w:r>
-        <w:t xml:space="preserve"> ang </w:t>
-      </w:r>
-      <w:proofErr w:type="spellStart"/>
-      <w:r>
-        <w:t>pagdiriwang</w:t>
-      </w:r>
-      <w:proofErr w:type="spellEnd"/>
-      <w:r>
-        <w:t xml:space="preserve"> ng </w:t>
-      </w:r>
-      <w:proofErr w:type="spellStart"/>
-      <w:r>
-        <w:t>kaarawan</w:t>
-      </w:r>
-      <w:proofErr w:type="spellEnd"/>
-      <w:r>
-        <w:t xml:space="preserve"> </w:t>
-      </w:r>
-      <w:proofErr w:type="spellStart"/>
-      <w:r>
-        <w:t>ni</w:t>
-      </w:r>
-      <w:proofErr w:type="spellEnd"/>
-      <w:r>
-        <w:t xml:space="preserve"> Sanya</w:t>
-      </w:r>
-      <w:r>
-        <w:t xml:space="preserve"> Lopez</w:t>
-      </w:r>
-      <w:r>
-        <w:t>.</w:t>
+        <w:spacing w:after="0"/>
+        <w:ind w:left="360"/>
+      </w:pPr>
+      <w:r>
+        <w:t>Sating bahay gaganapin ang pagdiriwang ng kaarawan ni Sanya Lopez.</w:t>
       </w:r>
     </w:p>
+    <w:p>
+      <w:pPr>
+        <w:spacing w:after="0"/>
+        <w:ind w:left="360"/>
+      </w:pPr>
+      <w:r>
+        <w:t>(Exception) Ang satin ay isang uri ng tela.</w:t>
+      </w:r>
+    </w:p>
+    <w:p/>
     <w:sectPr>
       <w:pgSz w:w="12240" w:h="15840"/>
       <w:pgMar w:top="1440" w:right="1440" w:bottom="1440" w:left="1440" w:header="720" w:footer="720" w:gutter="0"/>
@@ -741,7 +481,7 @@
   <w:abstractNum w:abstractNumId="2" w15:restartNumberingAfterBreak="0">
     <w:nsid w:val="66E9447F"/>
     <w:multiLevelType w:val="hybridMultilevel"/>
-    <w:tmpl w:val="BBDED87E"/>
+    <w:tmpl w:val="188AC8E0"/>
     <w:lvl w:ilvl="0" w:tplc="04090001">
       <w:start w:val="1"/>
       <w:numFmt w:val="bullet"/>
@@ -1263,7 +1003,10 @@
   <w:style w:type="paragraph" w:default="1" w:styleId="Normal">
     <w:name w:val="Normal"/>
     <w:qFormat/>
-    <w:rsid w:val="000D7E4D"/>
+    <w:rsid w:val="003F75E0"/>
+    <w:rPr>
+      <w:lang w:val="fil-PH"/>
+    </w:rPr>
   </w:style>
   <w:style w:type="paragraph" w:styleId="Heading1">
     <w:name w:val="heading 1"/>
@@ -1467,6 +1210,7 @@
   <w:style w:type="character" w:default="1" w:styleId="DefaultParagraphFont">
     <w:name w:val="Default Paragraph Font"/>
     <w:uiPriority w:val="1"/>
+    <w:semiHidden/>
     <w:unhideWhenUsed/>
   </w:style>
   <w:style w:type="table" w:default="1" w:styleId="TableNormal">
@@ -2100,7 +1844,7 @@
 
 <file path=word/webextensions/taskpanes.xml><?xml version="1.0" encoding="utf-8"?>
 <wetp:taskpanes xmlns:wetp="http://schemas.microsoft.com/office/webextensions/taskpanes/2010/11">
-  <wetp:taskpane dockstate="right" visibility="0" width="350" row="1">
+  <wetp:taskpane dockstate="right" visibility="0" width="356" row="2">
     <wetp:webextensionref xmlns:r="http://schemas.openxmlformats.org/officeDocument/2006/relationships" r:id="rId1"/>
   </wetp:taskpane>
 </wetp:taskpanes>
